--- a/Fonte_Sigilosa/대본/8부/2화_Consorcio.docx
+++ b/Fonte_Sigilosa/대본/8부/2화_Consorcio.docx
@@ -4347,7 +4347,7 @@
           <w:color w:val="1A1A1A"/>
           <w:sz w:val="22"/>
         </w:rPr>
-        <w:t xml:space="preserve">   Perguntou por ela. Lukas, a Ingrid ainda tá na sala?</w:t>
+        <w:t xml:space="preserve">   Perguntou no lugar dela. Lukas, a Ingrid ainda tá na sala?</w:t>
       </w:r>
     </w:p>
     <w:p>
